--- a/Backend/Director_Disclosure/Output_Disclosures/2024-25/ADANI_AGRI_LOGISTICS__SAMASTIPUR__LIMITED/DIR-8/DIR8_Rahul_Bawa_09386574.docx
+++ b/Backend/Director_Disclosure/Output_Disclosures/2024-25/ADANI_AGRI_LOGISTICS__SAMASTIPUR__LIMITED/DIR-8/DIR8_Rahul_Bawa_09386574.docx
@@ -472,7 +472,7 @@
                 <w:b w:val="0"/>
                 <w:sz w:val="23"/>
               </w:rPr>
-              <w:t>ADANI AGRI LOGISTICS (MOGA) LIMITED</w:t>
+              <w:t>ADANI AGRI LOGISTICS (DAHOD) LIMITED</w:t>
             </w:r>
           </w:p>
         </w:tc>
@@ -542,7 +542,7 @@
                 <w:b w:val="0"/>
                 <w:sz w:val="23"/>
               </w:rPr>
-              <w:t>ADANI AGRI LOGISTICS (DAHOD) LIMITED</w:t>
+              <w:t>ADANI AGRI LOGISTICS (MOGA) LIMITED</w:t>
             </w:r>
           </w:p>
         </w:tc>
@@ -612,7 +612,7 @@
                 <w:b w:val="0"/>
                 <w:sz w:val="23"/>
               </w:rPr>
-              <w:t>ADANI AGRI LOGISTICS (BARNALA) LIMITED</w:t>
+              <w:t>ADANI AGRI LOGISTICS (SAMASTIPUR) LIMITED</w:t>
             </w:r>
           </w:p>
         </w:tc>
@@ -682,7 +682,7 @@
                 <w:b w:val="0"/>
                 <w:sz w:val="23"/>
               </w:rPr>
-              <w:t>ADANI AGRI LOGISTICS (SAMASTIPUR) LIMITED</w:t>
+              <w:t>ADANI AGRI LOGISTICS (MANSA) LIMITED</w:t>
             </w:r>
           </w:p>
         </w:tc>
@@ -752,7 +752,7 @@
                 <w:b w:val="0"/>
                 <w:sz w:val="23"/>
               </w:rPr>
-              <w:t>ADANI AGRI LOGISTICS (MANSA) LIMITED</w:t>
+              <w:t>ADANI AGRI LOGISTICS (BARNALA) LIMITED</w:t>
             </w:r>
           </w:p>
         </w:tc>
@@ -1027,7 +1027,7 @@
           <w:b w:val="0"/>
           <w:sz w:val="23"/>
         </w:rPr>
-        <w:t xml:space="preserve">Date: 07th May, 2026</w:t>
+        <w:t xml:space="preserve">Date: 15th May, 2026</w:t>
         <w:tab/>
       </w:r>
     </w:p>
